--- a/软著材料/说明书_历史遗留废弃矿山自然恢复适宜性评价系统V1.0.docx
+++ b/软著材料/说明书_历史遗留废弃矿山自然恢复适宜性评价系统V1.0.docx
@@ -403,7 +403,7 @@
         <w:rPr>
           <w:sz w:val="21"/>
         </w:rPr>
-        <w:t>4.4 评价结果与论文案例数值的口径</w:t>
+        <w:t>4.4 评价结果的口径与示例</w:t>
       </w:r>
     </w:p>
     <w:p>
@@ -459,7 +459,7 @@
         <w:jc w:val="both"/>
       </w:pPr>
       <w:r>
-        <w:t>历史遗留废弃矿山责任主体缺失，政府主导的单一投入修复模式难以为继，自然恢复成为解决该问题的有效途径。但自然恢复适宜性的定量评价及其指标体系建设尚不完善。本系统以《历史遗留废弃矿山自然恢复适宜性评价指标体系建设及典型案例》所建立的评价方法为算法内核，将评价流程软件化，实现评价工作的规范化、自动化与可追溯。</w:t>
+        <w:t>历史遗留废弃矿山责任主体缺失，政府主导的单一投入修复模式难以为继，自然恢复成为解决该问题的有效途径。但自然恢复适宜性的定量评价及其指标体系建设尚不完善。本系统以一套完整的自然恢复适宜性评价指标体系与计算方法为算法内核，将评价流程软件化，实现评价工作的规范化、自动化与可追溯。</w:t>
       </w:r>
     </w:p>
     <w:p>
@@ -493,7 +493,7 @@
         <w:jc w:val="both"/>
       </w:pPr>
       <w:r>
-        <w:t>本系统是一款面向生态环境与自然资源领域的应用软件，用于历史遗留废弃矿山自然恢复适宜性的定量评价。系统以论文建立的指标体系、层次分析法（AHP）定权方法、指标标准化方法与微地质单元面积加权合成方法为核心算法，覆盖从基础档案建立、限制性条件判定、微地质单元划分、指标权重确定、指标数据采集，到定量评价计算、适宜性等级判定、评价报告输出的完整闭环。</w:t>
+        <w:t>本系统是一款面向生态环境与自然资源领域的应用软件，用于历史遗留废弃矿山自然恢复适宜性的定量评价。系统以完整的评价指标体系、层次分析法（AHP）定权方法、指标标准化方法与微地质单元面积加权合成方法为核心算法，覆盖从基础档案建立、限制性条件判定、微地质单元划分、指标权重确定、指标数据采集，到定量评价计算、适宜性等级判定、评价报告输出的完整闭环。</w:t>
       </w:r>
     </w:p>
     <w:p>
@@ -634,7 +634,7 @@
         <w:ind w:left="680" w:hanging="680"/>
       </w:pPr>
       <w:r>
-        <w:t>五、标准知识库：收录十一项地方标准与政策文件，并将其判定条件结构化为可执行规则，支持同一指标在不同省份的阈值横向比对。</w:t>
+        <w:t>五、标准知识库：收录十一项地方标准与政策文件，并将其判定条件结构化为可执行规则，支持同一指标在不同省份的阈值横向比对；评价完成后还可做结论对照，逐条给出评价结论与当地文件要求的符合情况（不参与评价计算）。</w:t>
       </w:r>
     </w:p>
     <w:p>
@@ -643,7 +643,7 @@
         <w:ind w:left="680" w:hanging="680"/>
       </w:pPr>
       <w:r>
-        <w:t>六、参数可配置：各指标的理想取值、每个图斑的参照生态系统基准值（植被覆盖度、生物多样性）均可在界面维护，并直接参与标准化计算；坡度以 25° 为界线性折减、坡向按阳坡 0.2／阴阳坡 0.6／阴坡 1.0 赋值这两条取自论文的规则型参数，固化在算法中。</w:t>
+        <w:t>六、参数可配置：各指标的理想取值、每个图斑的参照生态系统基准值（植被覆盖度、生物多样性）均可在界面维护，并直接参与标准化计算；坡度以 25° 为界线性折减、坡向按阳坡 0.2／阴阳坡 0.6／阴坡 1.0 赋值这两条规则型参数固化在算法中。</w:t>
       </w:r>
     </w:p>
     <w:p>
@@ -661,7 +661,7 @@
         <w:ind w:left="680" w:hanging="680"/>
       </w:pPr>
       <w:r>
-        <w:t>八、结果图表：以条形图对比各微地质单元得分，以环形图展示各一级指标的平均得分，图表采用灰阶与数值标注，黑白打印时同样可读。</w:t>
+        <w:t>八、结果图表：以条形图对比各微地质单元得分，以环形图展示各一级指标的平均得分，图表带数值标注并配图例，黑白打印时可逐项对照读取。</w:t>
       </w:r>
     </w:p>
     <w:p>
@@ -697,7 +697,7 @@
         <w:ind w:left="680" w:hanging="680"/>
       </w:pPr>
       <w:r>
-        <w:t>十二、流程前置检查：按论文 4.1 节的评价流程校验前置条件（微地质单元、限制性条件判定、指标数据），未满足时不放行后续计算。</w:t>
+        <w:t>十二、流程前置检查：按评价流程校验前置条件（微地质单元、限制性条件判定、指标数据），未满足时不放行后续计算。</w:t>
       </w:r>
     </w:p>
     <w:p>
@@ -1006,7 +1006,7 @@
         <w:jc w:val="both"/>
       </w:pPr>
       <w:r>
-        <w:t>登录成功后进入工作台。页面左侧为深青色功能导航栏，按论文 4.1 节的评价流程顺序列出八个功能模块，并在模块名称右侧以橙色角标提示该步骤尚待处理的图斑数量；导航栏底部显示当前登录用户及其角色。</w:t>
+        <w:t>登录成功后进入工作台。页面左侧为深青色功能导航栏，按评价流程的顺序列出八个功能模块，并在模块名称右侧以橙色角标提示该步骤尚待处理的图斑数量；导航栏底部显示当前登录用户及其角色。</w:t>
       </w:r>
     </w:p>
     <w:p>
@@ -1298,7 +1298,7 @@
         <w:jc w:val="both"/>
       </w:pPr>
       <w:r>
-        <w:t>每个图斑同时设置参照生态系统，包括植被覆盖度基准与 Shannon-Wiener 多样性指数基准。参照生态系统是植被指标标准化的基准值，论文给定的取值为植被覆盖度 75%、多样性指数 0.7。系统中该基准与图斑绑定管理，可按不同参照生态系统分别设定。</w:t>
+        <w:t>每个图斑同时设置参照生态系统，包括植被覆盖度基准与 Shannon-Wiener 多样性指数基准。参照生态系统是植被指标标准化的基准值，系统默认取值为植被覆盖度 75%、多样性指数 0.7。系统中该基准与图斑绑定管理，可按不同参照生态系统分别设定。</w:t>
       </w:r>
     </w:p>
     <w:p>
@@ -1315,7 +1315,7 @@
         <w:jc w:val="both"/>
       </w:pPr>
       <w:r>
-        <w:t>点击图斑右侧的「微地质单元」，进入微地质单元管理页面。按论文方法将矿山图斑划分为岩质边坡、碎石土边坡、平台三类微地质单元，逐项录入各单元面积。系统自动计算各单元面积占比并校验合计是否为 100%，占比即后续定量评价中的面积权重系数。</w:t>
+        <w:t>点击图斑右侧的「微地质单元」，进入微地质单元管理页面。按评价方法将矿山图斑划分为岩质边坡、碎石土边坡、平台三类微地质单元，逐项录入各单元面积。系统自动计算各单元面积占比并校验合计是否为 100%，占比即后续定量评价中的面积权重系数。</w:t>
       </w:r>
     </w:p>
     <w:p>
@@ -1456,7 +1456,7 @@
         <w:jc w:val="both"/>
       </w:pPr>
       <w:r>
-        <w:t>说明：土壤污染指标在论文中同时承担限制性指标与评价指标双重角色，因此该系统既在此处参与一票否决判定，也在指标数据采集中参与定量打分。</w:t>
+        <w:t>说明：土壤污染指标在本系统中同时承担限制性指标与评价指标双重角色，因此该系统既在此处参与一票否决判定，也在指标数据采集中参与定量打分。</w:t>
       </w:r>
     </w:p>
     <w:p>
@@ -1473,7 +1473,7 @@
         <w:jc w:val="both"/>
       </w:pPr>
       <w:r>
-        <w:t>点击导航栏「标准知识库」，进入政策与标准知识库页面。系统收录论文梳理的十一项地方标准与政策文件，分为地方标准与政策文件两类展示，每条标准可维护其判定条件。</w:t>
+        <w:t>点击导航栏「标准知识库」，进入政策与标准知识库页面。系统收录十一项地方标准与政策文件，分为地方标准与政策文件两类展示，每条标准可维护其判定条件。</w:t>
       </w:r>
     </w:p>
     <w:p>
@@ -1655,6 +1655,86 @@
     </w:p>
     <w:p>
       <w:pPr>
+        <w:spacing w:line="340" w:lineRule="exact"/>
+        <w:jc w:val="both"/>
+      </w:pPr>
+      <w:r>
+        <w:t>点击「结论对照」，进入评价结论与当地文件的对照功能。该功能不参与评价计算 —— 评价仍按内置的指标体系与权重进行，算完之后再把文件里的判定项逐条与系统已有数据比对。页面先列出全部矿山图斑并标注该省份的文件是否已收录，选择图斑后逐条给出对照结果。</w:t>
+      </w:r>
+    </w:p>
+    <w:p>
+      <w:pPr>
+        <w:keepNext/>
+        <w:spacing w:before="200" w:after="40"/>
+        <w:jc w:val="center"/>
+      </w:pPr>
+      <w:r>
+        <w:drawing>
+          <wp:inline xmlns:a="http://schemas.openxmlformats.org/drawingml/2006/main" xmlns:pic="http://schemas.openxmlformats.org/drawingml/2006/picture">
+            <wp:extent cx="6137656" cy="4512982"/>
+            <wp:docPr id="14" name="Picture 14"/>
+            <wp:cNvGraphicFramePr>
+              <a:graphicFrameLocks noChangeAspect="1"/>
+            </wp:cNvGraphicFramePr>
+            <a:graphic>
+              <a:graphicData uri="http://schemas.openxmlformats.org/drawingml/2006/picture">
+                <pic:pic>
+                  <pic:nvPicPr>
+                    <pic:cNvPr id="0" name="08b_结论对照.png"/>
+                    <pic:cNvPicPr/>
+                  </pic:nvPicPr>
+                  <pic:blipFill>
+                    <a:blip r:embed="rId22"/>
+                    <a:stretch>
+                      <a:fillRect/>
+                    </a:stretch>
+                  </pic:blipFill>
+                  <pic:spPr>
+                    <a:xfrm>
+                      <a:off x="0" y="0"/>
+                      <a:ext cx="6137656" cy="4512982"/>
+                    </a:xfrm>
+                    <a:prstGeom prst="rect"/>
+                  </pic:spPr>
+                </pic:pic>
+              </a:graphicData>
+            </a:graphic>
+          </wp:inline>
+        </w:drawing>
+      </w:r>
+    </w:p>
+    <w:p>
+      <w:pPr>
+        <w:spacing w:after="280"/>
+        <w:jc w:val="center"/>
+      </w:pPr>
+      <w:r>
+        <w:rPr>
+          <w:sz w:val="18"/>
+        </w:rPr>
+        <w:t>结论对照（入口：选择图斑查看对照）</w:t>
+      </w:r>
+    </w:p>
+    <w:p>
+      <w:pPr>
+        <w:spacing w:line="340" w:lineRule="exact"/>
+        <w:jc w:val="both"/>
+      </w:pPr>
+      <w:r>
+        <w:t>对照结果分三种：有对应数据且满足文件条件的记「符合」；有数据但不满足的记「不符合」；文件里的定性要求（如「地形地貌与周边协调」「已形成稳定植被覆盖」）系统内没有对应数据，一律记「待人工判断」，由评价人员结合现场情况核定，系统不代为结论。页面同时给出每条判定所依据的系统内数据，便于复核。对照结果一并写入导出的评价报告。</w:t>
+      </w:r>
+    </w:p>
+    <w:p>
+      <w:pPr>
+        <w:spacing w:line="340" w:lineRule="exact"/>
+        <w:jc w:val="both"/>
+      </w:pPr>
+      <w:r>
+        <w:t>某省份尚未收录标准或政策文件时，页面会明确提示「未收录该省份的地方标准与政策文件」，不拿其他省份的口径代替；需要对照时，先在标准知识库中补充该省份的文件。</w:t>
+      </w:r>
+    </w:p>
+    <w:p>
+      <w:pPr>
         <w:pStyle w:val="Heading2"/>
       </w:pPr>
       <w:r>
@@ -1676,7 +1756,7 @@
         <w:jc w:val="both"/>
       </w:pPr>
       <w:r>
-        <w:t>点击「指标定义维护」可查看按论文表 2 与表 3 建立的指标树，核对各指标的名称、计量单位、标准化类型、理想取值与取值依据，并可调整启用该指标的微地质单元。点击「按论文取值重置」可恢复系统默认取值。</w:t>
+        <w:t>点击「指标定义维护」可查看按评价指标清单与内置权重建立的指标树，核对各指标的名称、计量单位、标准化类型、理想取值与取值依据，并可调整启用该指标的微地质单元。点击「按系统默认值重置」可恢复系统默认取值。</w:t>
       </w:r>
     </w:p>
     <w:p>
@@ -1689,7 +1769,7 @@
         <w:drawing>
           <wp:inline xmlns:a="http://schemas.openxmlformats.org/drawingml/2006/main" xmlns:pic="http://schemas.openxmlformats.org/drawingml/2006/picture">
             <wp:extent cx="6137656" cy="6769473"/>
-            <wp:docPr id="14" name="Picture 14"/>
+            <wp:docPr id="15" name="Picture 15"/>
             <wp:cNvGraphicFramePr>
               <a:graphicFrameLocks noChangeAspect="1"/>
             </wp:cNvGraphicFramePr>
@@ -1701,7 +1781,7 @@
                     <pic:cNvPicPr/>
                   </pic:nvPicPr>
                   <pic:blipFill>
-                    <a:blip r:embed="rId22"/>
+                    <a:blip r:embed="rId23"/>
                     <a:stretch>
                       <a:fillRect/>
                     </a:stretch>
@@ -1738,7 +1818,7 @@
         <w:jc w:val="both"/>
       </w:pPr>
       <w:r>
-        <w:t>点击「多专家矩阵」进入专家打分汇总功能。论文明确权重由组织多位专家打分后确定，系统支持多位专家分别录入判断矩阵，再按对应元素取几何平均汇总，该方式可保持矩阵的互反性；汇总后重新计算权重并做一致性检验，同时列出各专家矩阵各自的一致性比例，便于识别打分偏差较大的专家。</w:t>
+        <w:t>点击「多专家矩阵」进入专家打分汇总功能。方法要求权重由组织多位专家打分后确定，系统支持多位专家分别录入判断矩阵，再按对应元素取几何平均汇总，该方式可保持矩阵的互反性；汇总后重新计算权重并做一致性检验，同时列出各专家矩阵各自的一致性比例，便于识别打分偏差较大的专家。</w:t>
       </w:r>
     </w:p>
     <w:p>
@@ -1751,7 +1831,7 @@
         <w:drawing>
           <wp:inline xmlns:a="http://schemas.openxmlformats.org/drawingml/2006/main" xmlns:pic="http://schemas.openxmlformats.org/drawingml/2006/picture">
             <wp:extent cx="6137656" cy="5415578"/>
-            <wp:docPr id="15" name="Picture 15"/>
+            <wp:docPr id="16" name="Picture 16"/>
             <wp:cNvGraphicFramePr>
               <a:graphicFrameLocks noChangeAspect="1"/>
             </wp:cNvGraphicFramePr>
@@ -1763,7 +1843,7 @@
                     <pic:cNvPicPr/>
                   </pic:nvPicPr>
                   <pic:blipFill>
-                    <a:blip r:embed="rId23"/>
+                    <a:blip r:embed="rId24"/>
                     <a:stretch>
                       <a:fillRect/>
                     </a:stretch>
@@ -1800,7 +1880,7 @@
         <w:jc w:val="both"/>
       </w:pPr>
       <w:r>
-        <w:t>选择微地质单元类型与指标层级后，系统按论文表 3 确定判断矩阵的规模。岩质边坡不设土壤指标、平台不设地形指标，系统会相应调整矩阵所包含的指标。</w:t>
+        <w:t>选择微地质单元类型与指标层级后，系统按该层级的指标数量确定判断矩阵的规模。岩质边坡不设土壤指标、平台不设地形指标，系统会相应调整矩阵所包含的指标。</w:t>
       </w:r>
     </w:p>
     <w:p>
@@ -1813,7 +1893,7 @@
         <w:drawing>
           <wp:inline xmlns:a="http://schemas.openxmlformats.org/drawingml/2006/main" xmlns:pic="http://schemas.openxmlformats.org/drawingml/2006/picture">
             <wp:extent cx="6137656" cy="3520126"/>
-            <wp:docPr id="16" name="Picture 16"/>
+            <wp:docPr id="17" name="Picture 17"/>
             <wp:cNvGraphicFramePr>
               <a:graphicFrameLocks noChangeAspect="1"/>
             </wp:cNvGraphicFramePr>
@@ -1825,7 +1905,7 @@
                     <pic:cNvPicPr/>
                   </pic:nvPicPr>
                   <pic:blipFill>
-                    <a:blip r:embed="rId24"/>
+                    <a:blip r:embed="rId25"/>
                     <a:stretch>
                       <a:fillRect/>
                     </a:stretch>
@@ -1862,7 +1942,7 @@
         <w:jc w:val="both"/>
       </w:pPr>
       <w:r>
-        <w:t>进入判断矩阵录入页面。系统采用 1—9 标度法，1、3、5、7、9 分别表示同等重要、稍微重要、明显重要、强烈重要、极端重要，2、4、6、8 为相邻判断的中间值。只需录入矩阵上三角，对角线固定为 1，下三角自动取倒数。系统默认按论文表 3 的权重预填一致的判断矩阵。</w:t>
+        <w:t>进入判断矩阵录入页面。系统采用 1—9 标度法，1、3、5、7、9 分别表示同等重要、稍微重要、明显重要、强烈重要、极端重要，2、4、6、8 为相邻判断的中间值。只需录入矩阵上三角，对角线固定为 1，下三角自动取倒数。系统默认按内置权重预填一致的判断矩阵。</w:t>
       </w:r>
     </w:p>
     <w:p>
@@ -1875,7 +1955,7 @@
         <w:drawing>
           <wp:inline xmlns:a="http://schemas.openxmlformats.org/drawingml/2006/main" xmlns:pic="http://schemas.openxmlformats.org/drawingml/2006/picture">
             <wp:extent cx="6137656" cy="4061684"/>
-            <wp:docPr id="17" name="Picture 17"/>
+            <wp:docPr id="18" name="Picture 18"/>
             <wp:cNvGraphicFramePr>
               <a:graphicFrameLocks noChangeAspect="1"/>
             </wp:cNvGraphicFramePr>
@@ -1887,7 +1967,7 @@
                     <pic:cNvPicPr/>
                   </pic:nvPicPr>
                   <pic:blipFill>
-                    <a:blip r:embed="rId25"/>
+                    <a:blip r:embed="rId26"/>
                     <a:stretch>
                       <a:fillRect/>
                     </a:stretch>
@@ -1937,7 +2017,7 @@
         <w:drawing>
           <wp:inline xmlns:a="http://schemas.openxmlformats.org/drawingml/2006/main" xmlns:pic="http://schemas.openxmlformats.org/drawingml/2006/picture">
             <wp:extent cx="6137656" cy="4964280"/>
-            <wp:docPr id="18" name="Picture 18"/>
+            <wp:docPr id="19" name="Picture 19"/>
             <wp:cNvGraphicFramePr>
               <a:graphicFrameLocks noChangeAspect="1"/>
             </wp:cNvGraphicFramePr>
@@ -1949,7 +2029,7 @@
                     <pic:cNvPicPr/>
                   </pic:nvPicPr>
                   <pic:blipFill>
-                    <a:blip r:embed="rId26"/>
+                    <a:blip r:embed="rId27"/>
                     <a:stretch>
                       <a:fillRect/>
                     </a:stretch>
@@ -2007,7 +2087,7 @@
         <w:drawing>
           <wp:inline xmlns:a="http://schemas.openxmlformats.org/drawingml/2006/main" xmlns:pic="http://schemas.openxmlformats.org/drawingml/2006/picture">
             <wp:extent cx="6137656" cy="4061684"/>
-            <wp:docPr id="19" name="Picture 19"/>
+            <wp:docPr id="20" name="Picture 20"/>
             <wp:cNvGraphicFramePr>
               <a:graphicFrameLocks noChangeAspect="1"/>
             </wp:cNvGraphicFramePr>
@@ -2019,7 +2099,7 @@
                     <pic:cNvPicPr/>
                   </pic:nvPicPr>
                   <pic:blipFill>
-                    <a:blip r:embed="rId27"/>
+                    <a:blip r:embed="rId28"/>
                     <a:stretch>
                       <a:fillRect/>
                     </a:stretch>
@@ -2069,7 +2149,7 @@
         <w:drawing>
           <wp:inline xmlns:a="http://schemas.openxmlformats.org/drawingml/2006/main" xmlns:pic="http://schemas.openxmlformats.org/drawingml/2006/picture">
             <wp:extent cx="6137656" cy="4964280"/>
-            <wp:docPr id="20" name="Picture 20"/>
+            <wp:docPr id="21" name="Picture 21"/>
             <wp:cNvGraphicFramePr>
               <a:graphicFrameLocks noChangeAspect="1"/>
             </wp:cNvGraphicFramePr>
@@ -2081,7 +2161,7 @@
                     <pic:cNvPicPr/>
                   </pic:nvPicPr>
                   <pic:blipFill>
-                    <a:blip r:embed="rId28"/>
+                    <a:blip r:embed="rId29"/>
                     <a:stretch>
                       <a:fillRect/>
                     </a:stretch>
@@ -2131,7 +2211,7 @@
         <w:drawing>
           <wp:inline xmlns:a="http://schemas.openxmlformats.org/drawingml/2006/main" xmlns:pic="http://schemas.openxmlformats.org/drawingml/2006/picture">
             <wp:extent cx="6137656" cy="6318175"/>
-            <wp:docPr id="21" name="Picture 21"/>
+            <wp:docPr id="22" name="Picture 22"/>
             <wp:cNvGraphicFramePr>
               <a:graphicFrameLocks noChangeAspect="1"/>
             </wp:cNvGraphicFramePr>
@@ -2143,7 +2223,7 @@
                     <pic:cNvPicPr/>
                   </pic:nvPicPr>
                   <pic:blipFill>
-                    <a:blip r:embed="rId29"/>
+                    <a:blip r:embed="rId30"/>
                     <a:stretch>
                       <a:fillRect/>
                     </a:stretch>
@@ -2197,7 +2277,7 @@
         <w:jc w:val="both"/>
       </w:pPr>
       <w:r>
-        <w:t>点击导航栏「适宜性定量评价」，进入评价页面。系统按论文 4.1 节的评价流程设置了前置条件检查：只有在微地质单元已划分且面积占比合计为百分之百、限制性条件判定已通过、全部微地质单元的必填指标都已录入齐全时，才允许执行评价。所谓必填按单元类型确定：岩质边坡不要求土壤指标、平台不要求地形指标；重金属允许「未检测」，不计为缺项。前置条件未满足时，页面会以步骤条展示当前进度，并紧随其后用一张表格逐条列出所缺步骤、原因与处理按钮（待处理的行以浅红底标出），评价按钮同时置为不可用。</w:t>
+        <w:t>点击导航栏「适宜性定量评价」，进入评价页面。系统按评价流程设置了前置条件检查：只有在微地质单元已划分且面积占比合计为百分之百、限制性条件判定已通过、全部微地质单元的必填指标都已录入齐全时，才允许执行评价。所谓必填按单元类型确定：岩质边坡不要求土壤指标、平台不要求地形指标；重金属允许「未检测」，不计为缺项。前置条件未满足时，页面会以步骤条展示当前进度，并紧随其后用一张表格逐条列出所缺步骤、原因与处理按钮（待处理的行以浅红底标出），评价按钮同时置为不可用。</w:t>
       </w:r>
     </w:p>
     <w:p>
@@ -2210,7 +2290,7 @@
         <w:drawing>
           <wp:inline xmlns:a="http://schemas.openxmlformats.org/drawingml/2006/main" xmlns:pic="http://schemas.openxmlformats.org/drawingml/2006/picture">
             <wp:extent cx="6137656" cy="3429866"/>
-            <wp:docPr id="22" name="Picture 22"/>
+            <wp:docPr id="23" name="Picture 23"/>
             <wp:cNvGraphicFramePr>
               <a:graphicFrameLocks noChangeAspect="1"/>
             </wp:cNvGraphicFramePr>
@@ -2222,7 +2302,7 @@
                     <pic:cNvPicPr/>
                   </pic:nvPicPr>
                   <pic:blipFill>
-                    <a:blip r:embed="rId30"/>
+                    <a:blip r:embed="rId31"/>
                     <a:stretch>
                       <a:fillRect/>
                     </a:stretch>
@@ -2268,7 +2348,7 @@
         <w:jc w:val="both"/>
       </w:pPr>
       <w:r>
-        <w:t>特别是当限制性条件判定未通过时，按论文流程此类矿山应直接判定为「人工辅助或生态重建」，不进入定量评价，系统会据此拦截并说明依据。</w:t>
+        <w:t>特别是当限制性条件判定未通过时，按评价流程此类矿山应直接判定为「人工辅助或生态重建」，不进入定量评价，系统会据此拦截并说明依据。</w:t>
       </w:r>
     </w:p>
     <w:p>
@@ -2277,7 +2357,7 @@
         <w:jc w:val="both"/>
       </w:pPr>
       <w:r>
-        <w:t>对确实无法取得的项（如部分重金属未检测），系统按论文注记以「未受污染」计入污染指标，并在评价结果页与导出报告的「数据完整度说明」中写明未检测的是哪几项，避免被误读为实测达标。</w:t>
+        <w:t>对确实无法取得的项（如部分重金属未检测），系统按方法约定以「未受污染」计入污染指标，并在评价结果页与导出报告的「数据完整度说明」中写明未检测的是哪几项，避免被误读为实测达标。</w:t>
       </w:r>
     </w:p>
     <w:p>
@@ -2286,7 +2366,7 @@
         <w:jc w:val="both"/>
       </w:pPr>
       <w:r>
-        <w:t>前置条件齐备后，点击「开始评价」，系统按论文式(8)、式(9) 与表 3 权重，对图斑内各微地质单元做指标标准化、分单元赋分、面积加权合成，得到整个矿山的评价因子，并判定适宜性等级。</w:t>
+        <w:t>前置条件齐备后，点击「开始评价」，系统按标准化公式、加权合成公式与系统默认权重，对图斑内各微地质单元做指标标准化、分单元赋分、面积加权合成，得到整个矿山的评价因子，并判定适宜性等级。</w:t>
       </w:r>
     </w:p>
     <w:p>
@@ -2295,7 +2375,7 @@
         <w:jc w:val="both"/>
       </w:pPr>
       <w:r>
-        <w:t>评价结果页面显示最终评价因子、适宜性等级、推荐措施，以及各微地质单元的得分与加权贡献。适宜性等级按论文表 4 划分为不适宜、基本适宜、适宜三级：评价因子小于 0.3 为不适宜，介于 0.3 与 0.7 之间为基本适宜，不小于 0.7 为适宜。</w:t>
+        <w:t>评价结果页面显示最终评价因子、适宜性等级、推荐措施，以及各微地质单元的得分与加权贡献。适宜性等级按等级划分表划分为不适宜、基本适宜、适宜三级：评价因子小于 0.3 为不适宜，介于 0.3 与 0.7 之间为基本适宜，不小于 0.7 为适宜。</w:t>
       </w:r>
     </w:p>
     <w:p>
@@ -2308,7 +2388,7 @@
         <w:drawing>
           <wp:inline xmlns:a="http://schemas.openxmlformats.org/drawingml/2006/main" xmlns:pic="http://schemas.openxmlformats.org/drawingml/2006/picture">
             <wp:extent cx="6137656" cy="4061684"/>
-            <wp:docPr id="23" name="Picture 23"/>
+            <wp:docPr id="24" name="Picture 24"/>
             <wp:cNvGraphicFramePr>
               <a:graphicFrameLocks noChangeAspect="1"/>
             </wp:cNvGraphicFramePr>
@@ -2320,7 +2400,7 @@
                     <pic:cNvPicPr/>
                   </pic:nvPicPr>
                   <pic:blipFill>
-                    <a:blip r:embed="rId31"/>
+                    <a:blip r:embed="rId32"/>
                     <a:stretch>
                       <a:fillRect/>
                     </a:stretch>
@@ -2378,7 +2458,7 @@
         <w:drawing>
           <wp:inline xmlns:a="http://schemas.openxmlformats.org/drawingml/2006/main" xmlns:pic="http://schemas.openxmlformats.org/drawingml/2006/picture">
             <wp:extent cx="6137656" cy="7672070"/>
-            <wp:docPr id="24" name="Picture 24"/>
+            <wp:docPr id="25" name="Picture 25"/>
             <wp:cNvGraphicFramePr>
               <a:graphicFrameLocks noChangeAspect="1"/>
             </wp:cNvGraphicFramePr>
@@ -2390,7 +2470,7 @@
                     <pic:cNvPicPr/>
                   </pic:nvPicPr>
                   <pic:blipFill>
-                    <a:blip r:embed="rId32"/>
+                    <a:blip r:embed="rId33"/>
                     <a:stretch>
                       <a:fillRect/>
                     </a:stretch>
@@ -2427,7 +2507,7 @@
         <w:jc w:val="both"/>
       </w:pPr>
       <w:r>
-        <w:t>点击「查看得分明细」，页面先给出结果图表：以条形图对比各微地质单元得分，以环形图展示各一级指标的平均得分及其占比，便于快速识别关键控制项。图表采用灰阶与数值标注，黑白打印时同样可读。</w:t>
+        <w:t>点击「查看得分明细」，页面先给出结果图表：以条形图对比各微地质单元得分，以环形图展示各一级指标的平均得分及其占比，便于快速识别关键控制项。图表带数值标注并配图例，黑白打印时可逐项对照读取。</w:t>
       </w:r>
     </w:p>
     <w:p>
@@ -2445,7 +2525,7 @@
         <w:jc w:val="both"/>
       </w:pPr>
       <w:r>
-        <w:t>评价结果页同时给出可追溯信息：计算人与计算时间、本次计算所用参数的来源（是否沿用论文给定取值，或在界面上改过哪几项）、以及按「权重 ×（1 − 标准化值）」排序的短板提示 —— 告诉使用者优先改善哪几项指标对总分的拉动最大。</w:t>
+        <w:t>评价结果页同时给出可追溯信息：计算人与计算时间、本次计算所用参数的来源（是否沿用系统默认取值，或在界面上改过哪几项）、以及按「权重 ×（1 − 标准化值）」排序的短板提示 —— 告诉使用者优先改善哪几项指标对总分的拉动最大。</w:t>
       </w:r>
     </w:p>
     <w:p>
@@ -2454,7 +2534,7 @@
         <w:jc w:val="both"/>
       </w:pPr>
       <w:r>
-        <w:t>报告可导出为两种格式：点击「导出 PDF 报告」生成便于打印与报送的 PDF；点击「导出 Word 报告」生成可继续编辑的 Word 文档。报告内容包含图斑基本信息、计算人与参数来源、评价结论、各单元得分、得分明细、数据完整度说明与短板提示，并留有评价人签字栏。</w:t>
+        <w:t>报告可导出为两种格式：点击「导出 PDF 报告」生成便于打印与报送的 PDF；点击「导出 Word 报告」生成可继续编辑的 Word 文档。报告内容包含图斑基本信息、计算人与参数来源、评价结论、与地方标准 / 政策文件的对照、各单元得分、得分明细、数据完整度说明与短板提示，并留有评价人签字栏。</w:t>
       </w:r>
     </w:p>
     <w:p>
@@ -2481,68 +2561,6 @@
       </w:pPr>
       <w:r>
         <w:t>新增账号时可填写账户名称与密码两项必填内容，昵称、性别、邮箱、手机号可留空；编辑账号时可代改上述个人资料，也可调整职务、启用或停用账号、重置密码。职务分为「管理员」与「操作员」两种：管理员可管理系统、维护基础数据并查看操作日志，操作员可使用全部业务功能。为避免系统失去管理入口，系统会阻止把最后一名启用状态的管理员降级、停用或删除，也不允许删除当前登录的账号。</w:t>
-      </w:r>
-    </w:p>
-    <w:p>
-      <w:pPr>
-        <w:keepNext/>
-        <w:spacing w:before="200" w:after="40"/>
-        <w:jc w:val="center"/>
-      </w:pPr>
-      <w:r>
-        <w:drawing>
-          <wp:inline xmlns:a="http://schemas.openxmlformats.org/drawingml/2006/main" xmlns:pic="http://schemas.openxmlformats.org/drawingml/2006/picture">
-            <wp:extent cx="6137656" cy="4061684"/>
-            <wp:docPr id="25" name="Picture 25"/>
-            <wp:cNvGraphicFramePr>
-              <a:graphicFrameLocks noChangeAspect="1"/>
-            </wp:cNvGraphicFramePr>
-            <a:graphic>
-              <a:graphicData uri="http://schemas.openxmlformats.org/drawingml/2006/picture">
-                <pic:pic>
-                  <pic:nvPicPr>
-                    <pic:cNvPr id="0" name="16c_账号管理.png"/>
-                    <pic:cNvPicPr/>
-                  </pic:nvPicPr>
-                  <pic:blipFill>
-                    <a:blip r:embed="rId33"/>
-                    <a:stretch>
-                      <a:fillRect/>
-                    </a:stretch>
-                  </pic:blipFill>
-                  <pic:spPr>
-                    <a:xfrm>
-                      <a:off x="0" y="0"/>
-                      <a:ext cx="6137656" cy="4061684"/>
-                    </a:xfrm>
-                    <a:prstGeom prst="rect"/>
-                  </pic:spPr>
-                </pic:pic>
-              </a:graphicData>
-            </a:graphic>
-          </wp:inline>
-        </w:drawing>
-      </w:r>
-    </w:p>
-    <w:p>
-      <w:pPr>
-        <w:spacing w:after="280"/>
-        <w:jc w:val="center"/>
-      </w:pPr>
-      <w:r>
-        <w:rPr>
-          <w:sz w:val="18"/>
-        </w:rPr>
-        <w:t>账号与权限管理</w:t>
-      </w:r>
-    </w:p>
-    <w:p>
-      <w:pPr>
-        <w:spacing w:line="340" w:lineRule="exact"/>
-        <w:jc w:val="both"/>
-      </w:pPr>
-      <w:r>
-        <w:t>操作日志同样并入个人设置，位于左侧「操作日志」分类，仅管理员可见。日志记录了系统自动留存的全部写操作，包括操作时间、操作人、动作名称、对象与说明；新建、编辑、删除、批量导入、执行评价等操作均会留痕，失败的操作也会记录并标注 HTTP 状态码，便于追溯数据变更。</w:t>
       </w:r>
     </w:p>
     <w:p>
@@ -2563,7 +2581,7 @@
               <a:graphicData uri="http://schemas.openxmlformats.org/drawingml/2006/picture">
                 <pic:pic>
                   <pic:nvPicPr>
-                    <pic:cNvPr id="0" name="16d_操作日志.png"/>
+                    <pic:cNvPr id="0" name="16c_账号管理.png"/>
                     <pic:cNvPicPr/>
                   </pic:nvPicPr>
                   <pic:blipFill>
@@ -2595,6 +2613,68 @@
         <w:rPr>
           <w:sz w:val="18"/>
         </w:rPr>
+        <w:t>账号与权限管理</w:t>
+      </w:r>
+    </w:p>
+    <w:p>
+      <w:pPr>
+        <w:spacing w:line="340" w:lineRule="exact"/>
+        <w:jc w:val="both"/>
+      </w:pPr>
+      <w:r>
+        <w:t>操作日志同样并入个人设置，位于左侧「操作日志」分类，仅管理员可见。日志记录了系统自动留存的全部写操作，包括操作时间、操作人、动作名称、对象与说明；新建、编辑、删除、批量导入、执行评价等操作均会留痕，失败的操作也会记录并标注 HTTP 状态码，便于追溯数据变更。</w:t>
+      </w:r>
+    </w:p>
+    <w:p>
+      <w:pPr>
+        <w:keepNext/>
+        <w:spacing w:before="200" w:after="40"/>
+        <w:jc w:val="center"/>
+      </w:pPr>
+      <w:r>
+        <w:drawing>
+          <wp:inline xmlns:a="http://schemas.openxmlformats.org/drawingml/2006/main" xmlns:pic="http://schemas.openxmlformats.org/drawingml/2006/picture">
+            <wp:extent cx="6137656" cy="4061684"/>
+            <wp:docPr id="27" name="Picture 27"/>
+            <wp:cNvGraphicFramePr>
+              <a:graphicFrameLocks noChangeAspect="1"/>
+            </wp:cNvGraphicFramePr>
+            <a:graphic>
+              <a:graphicData uri="http://schemas.openxmlformats.org/drawingml/2006/picture">
+                <pic:pic>
+                  <pic:nvPicPr>
+                    <pic:cNvPr id="0" name="16d_操作日志.png"/>
+                    <pic:cNvPicPr/>
+                  </pic:nvPicPr>
+                  <pic:blipFill>
+                    <a:blip r:embed="rId35"/>
+                    <a:stretch>
+                      <a:fillRect/>
+                    </a:stretch>
+                  </pic:blipFill>
+                  <pic:spPr>
+                    <a:xfrm>
+                      <a:off x="0" y="0"/>
+                      <a:ext cx="6137656" cy="4061684"/>
+                    </a:xfrm>
+                    <a:prstGeom prst="rect"/>
+                  </pic:spPr>
+                </pic:pic>
+              </a:graphicData>
+            </a:graphic>
+          </wp:inline>
+        </w:drawing>
+      </w:r>
+    </w:p>
+    <w:p>
+      <w:pPr>
+        <w:spacing w:after="280"/>
+        <w:jc w:val="center"/>
+      </w:pPr>
+      <w:r>
+        <w:rPr>
+          <w:sz w:val="18"/>
+        </w:rPr>
         <w:t>操作日志</w:t>
       </w:r>
     </w:p>
@@ -2643,7 +2723,7 @@
         <w:drawing>
           <wp:inline xmlns:a="http://schemas.openxmlformats.org/drawingml/2006/main" xmlns:pic="http://schemas.openxmlformats.org/drawingml/2006/picture">
             <wp:extent cx="6137656" cy="4964280"/>
-            <wp:docPr id="27" name="Picture 27"/>
+            <wp:docPr id="28" name="Picture 28"/>
             <wp:cNvGraphicFramePr>
               <a:graphicFrameLocks noChangeAspect="1"/>
             </wp:cNvGraphicFramePr>
@@ -2655,7 +2735,7 @@
                     <pic:cNvPicPr/>
                   </pic:nvPicPr>
                   <pic:blipFill>
-                    <a:blip r:embed="rId35"/>
+                    <a:blip r:embed="rId36"/>
                     <a:stretch>
                       <a:fillRect/>
                     </a:stretch>
@@ -2705,7 +2785,7 @@
         <w:drawing>
           <wp:inline xmlns:a="http://schemas.openxmlformats.org/drawingml/2006/main" xmlns:pic="http://schemas.openxmlformats.org/drawingml/2006/picture">
             <wp:extent cx="6137656" cy="4061684"/>
-            <wp:docPr id="28" name="Picture 28"/>
+            <wp:docPr id="29" name="Picture 29"/>
             <wp:cNvGraphicFramePr>
               <a:graphicFrameLocks noChangeAspect="1"/>
             </wp:cNvGraphicFramePr>
@@ -2717,7 +2797,7 @@
                     <pic:cNvPicPr/>
                   </pic:nvPicPr>
                   <pic:blipFill>
-                    <a:blip r:embed="rId36"/>
+                    <a:blip r:embed="rId37"/>
                     <a:stretch>
                       <a:fillRect/>
                     </a:stretch>
@@ -2779,7 +2859,7 @@
         <w:jc w:val="both"/>
       </w:pPr>
       <w:r>
-        <w:t>本章说明系统实际采用的算法口径，便于复核评价结果。论文已明确规定的部分（判断矩阵与一致性检验、四类指标标准化、按微地质单元分别定权、面积加权合成、三级判定阈值、限制性条件一票否决）逐项照论文实现；下面只说明需要交代细节的地方。</w:t>
+        <w:t>本章说明系统实际采用的算法口径，便于复核评价结果。方法已明确规定的部分（判断矩阵与一致性检验、四类指标标准化、按微地质单元分别定权、面积加权合成、三级判定阈值、限制性条件一票否决）逐项照方法实现；下面只说明需要交代细节的地方。</w:t>
       </w:r>
     </w:p>
     <w:p>
@@ -2796,7 +2876,7 @@
         <w:jc w:val="both"/>
       </w:pPr>
       <w:r>
-        <w:t>按论文式(8) 的标准化思想实现，按指标性质分四类：越大越优指标以理想值为上限按比例给分；越小越优指标（重金属等）按极值线性折减；适中型指标（pH）在理想区间内记满分、区间外线性衰减；离散型指标（坡向）按类别直接赋值。四类结果都截断在 0 到 1 之间。</w:t>
+        <w:t>按标准化公式实现，按指标性质分四类：越大越优指标以理想值为上限按比例给分；越小越优指标（重金属等）按极值线性折减；适中型指标（pH）在理想区间内记满分、区间外线性衰减；离散型指标（坡向）按类别直接赋值。四类结果都截断在 0 到 1 之间。</w:t>
       </w:r>
     </w:p>
     <w:p>
@@ -2805,7 +2885,7 @@
         <w:jc w:val="both"/>
       </w:pPr>
       <w:r>
-        <w:t>其中两处论文只给出分界或区间、未给出区间外的取值方式，由系统补充约定：</w:t>
+        <w:t>其中两处只规定了分界或区间、未给出区间外的取值方式，由系统补充约定：</w:t>
       </w:r>
     </w:p>
     <w:p>
@@ -2814,7 +2894,7 @@
         <w:ind w:left="680" w:hanging="680"/>
       </w:pPr>
       <w:r>
-        <w:t>一、坡度：论文以 25° 为陡坡分界。系统取 25° 及以下记满分，超过 25° 后按「(90−坡度)/(90−25)」线性折减，90° 记 0 —— 若只在分界处跳变，相邻坡度的得分会出现不合理的落差。</w:t>
+        <w:t>一、坡度：以 25° 为陡坡分界。系统取 25° 及以下记满分，超过 25° 后按「(90−坡度)/(90−25)」线性折减，90° 记 0 —— 若只在分界处跳变，相邻坡度的得分会出现不合理的落差。</w:t>
       </w:r>
     </w:p>
     <w:p>
@@ -2823,7 +2903,7 @@
         <w:ind w:left="680" w:hanging="680"/>
       </w:pPr>
       <w:r>
-        <w:t>二、pH：论文给出理想区间 5~9。系统在区间内记满分，区间外按 4~10 的容差线性衰减，超出容差记 0。</w:t>
+        <w:t>二、pH：理想区间为 5~9。系统在区间内记满分，区间外按 4~10 的容差线性衰减，超出容差记 0。</w:t>
       </w:r>
     </w:p>
     <w:p>
@@ -2832,7 +2912,7 @@
         <w:jc w:val="both"/>
       </w:pPr>
       <w:r>
-        <w:t>上述两处属于工程补充，不影响论文已规定的部分；评价报告中会一并说明，便于审阅者判断其对结论的影响。</w:t>
+        <w:t>上述两处属于工程补充，不影响方法已规定的部分；评价报告中会一并说明，便于审阅者判断其对结论的影响。</w:t>
       </w:r>
     </w:p>
     <w:p>
@@ -2876,7 +2956,7 @@
         <w:ind w:left="680" w:hanging="680"/>
       </w:pPr>
       <w:r>
-        <w:t>三、未检测：个别重金属确实无法取得检测数据时允许留空。按论文注记，未检测项以「未受污染」计入污染指标；系统会在评价结果页与导出报告的「数据完整度说明」中写明未检测的是哪几项，避免被读成实测达标。</w:t>
+        <w:t>三、未检测：个别重金属确实无法取得检测数据时允许留空。按方法约定，未检测项以「未受污染」计入污染指标；系统会在评价结果页与导出报告的「数据完整度说明」中写明未检测的是哪几项，避免被读成实测达标。</w:t>
       </w:r>
     </w:p>
     <w:p>
@@ -2893,7 +2973,7 @@
         <w:jc w:val="both"/>
       </w:pPr>
       <w:r>
-        <w:t>先按各微地质单元的面积自动计算占比（合计须为 100%），再由单元评价因子按占比加权合成整个矿山的评价因子 F，最后按论文表 4 判定等级：F&lt;0.3 不适宜、0.3≤F≤0.7 基本适宜、F≥0.7 适宜。单元得分、加权过程与逐层明细都会随评价记录一并留存，报告取自已保存的评价记录，而不是重新计算 —— 事后修改指标数据不会让报告与结论对不上。</w:t>
+        <w:t>先按各微地质单元的面积自动计算占比（合计须为 100%），再由单元评价因子按占比加权合成整个矿山的评价因子 F，最后按等级划分表判定等级：F&lt;0.3 不适宜、0.3≤F≤0.7 基本适宜、F≥0.7 适宜。单元得分、加权过程与逐层明细都会随评价记录一并留存，报告取自已保存的评价记录，而不是重新计算 —— 事后修改指标数据不会让报告与结论对不上。</w:t>
       </w:r>
     </w:p>
     <w:p>
@@ -2901,7 +2981,7 @@
         <w:pStyle w:val="Heading2"/>
       </w:pPr>
       <w:r>
-        <w:t>4.4 评价结果与论文案例数值的口径</w:t>
+        <w:t>4.4 评价结果的口径与示例</w:t>
       </w:r>
     </w:p>
     <w:p>
@@ -2910,7 +2990,16 @@
         <w:jc w:val="both"/>
       </w:pPr>
       <w:r>
-        <w:t>以论文第 5 节玉田县案例为例：系统按论文的指标数据复算得 F=0.7156，等级「适宜」；论文表 5 载 0.76，同为「适宜」。两者数值差异集中在坡度项—— 论文未给出 25° 分界之后的连续折算公式。作为对照，用论文表 5 的三个单元得分（0.56、0.74、0.85）乘论文给出的面积占比（13.86%、62.95%、23.19%）得到 0.7406，与论文所载 0.76 也不一致，说明该差异来自论文内部，而非本系统。两种口径下适宜性等级一致，评价结论不受影响。</w:t>
+        <w:t>以系统内置的示例图斑（玉田县孤树镇白云岩采石场）为例：评价因子 F=0.7156，等级「适宜」。三个微地质单元的得分分别为 0.5401（岩质边坡，面积占比 13.86%）、0.7092（碎石边坡，62.95%）、0.8376（平台，23.19%），按面积占比加权合成即得该 F 值，可逐项复核。</w:t>
+      </w:r>
+    </w:p>
+    <w:p>
+      <w:pPr>
+        <w:spacing w:line="340" w:lineRule="exact"/>
+        <w:jc w:val="both"/>
+      </w:pPr>
+      <w:r>
+        <w:t>为便于判断结论的稳健程度，把各单元坡度整体改为 10° 至 90° 试算：F 从 0.7504 变到 0.5962，等级由「适宜」降为「基本适宜」。可见坡度是最敏感的地形指标，取值越陡结论越保守，与陡坡不利于自然恢复的一般认识一致；评价结果页的短板提示会据此指出应优先改善的指标。</w:t>
       </w:r>
     </w:p>
     <w:sectPr>
